--- a/word/表18  ECMO 治疗启动参数设置与初始管理表(1).docx
+++ b/word/表18  ECMO 治疗启动参数设置与初始管理表(1).docx
@@ -4,6 +4,8 @@
   <w:body>
     <w:p>
       <w:pPr>
+        <w:snapToGrid w:val="0"/>
+        <w:spacing w:after="0" w:line="240" w:lineRule="auto"/>
         <w:jc w:val="center"/>
         <w:rPr>
           <w:rFonts w:ascii="Times New Roman Regular" w:hAnsi="Times New Roman Regular" w:cs="Times New Roman Regular"/>
@@ -66,6 +68,11 @@
         <w:tblStyle w:val="ab"/>
         <w:tblW w:w="10491" w:type="dxa"/>
         <w:tblInd w:w="-5" w:type="dxa"/>
+        <w:tblLayout w:type="fixed"/>
+        <w:tblCellMar>
+          <w:left w:w="20" w:type="dxa"/>
+          <w:right w:w="20" w:type="dxa"/>
+        </w:tblCellMar>
         <w:tblLook w:val="04A0" w:firstRow="1" w:lastRow="0" w:firstColumn="1" w:lastColumn="0" w:noHBand="0" w:noVBand="1"/>
       </w:tblPr>
       <w:tblGrid>
@@ -82,9 +89,6 @@
         <w:gridCol w:w="1560"/>
       </w:tblGrid>
       <w:tr>
-        <w:trPr>
-          <w:trHeight w:val="69"/>
-        </w:trPr>
         <w:tc>
           <w:tcPr>
             <w:tcW w:w="10491" w:type="dxa"/>
@@ -93,6 +97,7 @@
           </w:tcPr>
           <w:p>
             <w:pPr>
+              <w:snapToGrid w:val="0"/>
               <w:spacing w:after="0" w:line="240" w:lineRule="auto"/>
               <w:rPr>
                 <w:rFonts w:ascii="Times New Roman Regular" w:hAnsi="Times New Roman Regular" w:cs="Times New Roman Regular"/>
@@ -152,9 +157,6 @@
         </w:tc>
       </w:tr>
       <w:tr>
-        <w:trPr>
-          <w:trHeight w:val="69"/>
-        </w:trPr>
         <w:tc>
           <w:tcPr>
             <w:tcW w:w="822" w:type="dxa"/>
@@ -162,6 +164,7 @@
           </w:tcPr>
           <w:p>
             <w:pPr>
+              <w:snapToGrid w:val="0"/>
               <w:spacing w:after="0" w:line="240" w:lineRule="auto"/>
               <w:jc w:val="center"/>
               <w:rPr>
@@ -186,6 +189,7 @@
           </w:tcPr>
           <w:p>
             <w:pPr>
+              <w:snapToGrid w:val="0"/>
               <w:spacing w:after="0" w:line="240" w:lineRule="auto"/>
               <w:rPr>
                 <w:rFonts w:ascii="Times New Roman Regular" w:hAnsi="Times New Roman Regular" w:cs="Times New Roman Regular"/>
@@ -202,6 +206,7 @@
           </w:tcPr>
           <w:p>
             <w:pPr>
+              <w:snapToGrid w:val="0"/>
               <w:spacing w:after="0" w:line="240" w:lineRule="auto"/>
               <w:jc w:val="center"/>
               <w:rPr>
@@ -226,6 +231,7 @@
           </w:tcPr>
           <w:p>
             <w:pPr>
+              <w:snapToGrid w:val="0"/>
               <w:spacing w:after="0" w:line="240" w:lineRule="auto"/>
               <w:rPr>
                 <w:rFonts w:ascii="Times New Roman Regular" w:hAnsi="Times New Roman Regular" w:cs="Times New Roman Regular"/>
@@ -243,6 +249,7 @@
           </w:tcPr>
           <w:p>
             <w:pPr>
+              <w:snapToGrid w:val="0"/>
               <w:spacing w:after="0" w:line="240" w:lineRule="auto"/>
               <w:jc w:val="center"/>
               <w:rPr>
@@ -266,6 +273,7 @@
           </w:tcPr>
           <w:p>
             <w:pPr>
+              <w:snapToGrid w:val="0"/>
               <w:spacing w:after="0" w:line="240" w:lineRule="auto"/>
               <w:rPr>
                 <w:rFonts w:ascii="Times New Roman Regular" w:hAnsi="Times New Roman Regular" w:cs="Times New Roman Regular"/>
@@ -313,9 +321,6 @@
         </w:tc>
       </w:tr>
       <w:tr>
-        <w:trPr>
-          <w:trHeight w:val="69"/>
-        </w:trPr>
         <w:tc>
           <w:tcPr>
             <w:tcW w:w="822" w:type="dxa"/>
@@ -323,6 +328,7 @@
           </w:tcPr>
           <w:p>
             <w:pPr>
+              <w:snapToGrid w:val="0"/>
               <w:spacing w:after="0" w:line="240" w:lineRule="auto"/>
               <w:jc w:val="center"/>
               <w:rPr>
@@ -347,6 +353,7 @@
           </w:tcPr>
           <w:p>
             <w:pPr>
+              <w:snapToGrid w:val="0"/>
               <w:spacing w:after="0" w:line="240" w:lineRule="auto"/>
               <w:rPr>
                 <w:rFonts w:ascii="Times New Roman Regular" w:hAnsi="Times New Roman Regular" w:cs="Times New Roman Regular"/>
@@ -375,6 +382,7 @@
           </w:tcPr>
           <w:p>
             <w:pPr>
+              <w:snapToGrid w:val="0"/>
               <w:spacing w:after="0" w:line="240" w:lineRule="auto"/>
               <w:jc w:val="center"/>
               <w:rPr>
@@ -399,6 +407,7 @@
           </w:tcPr>
           <w:p>
             <w:pPr>
+              <w:snapToGrid w:val="0"/>
               <w:spacing w:after="0" w:line="240" w:lineRule="auto"/>
               <w:rPr>
                 <w:rFonts w:ascii="Times New Roman Regular" w:hAnsi="Times New Roman Regular" w:cs="Times New Roman Regular"/>
@@ -438,6 +447,7 @@
           </w:tcPr>
           <w:p>
             <w:pPr>
+              <w:snapToGrid w:val="0"/>
               <w:spacing w:after="0" w:line="240" w:lineRule="auto"/>
               <w:jc w:val="center"/>
               <w:rPr>
@@ -461,6 +471,7 @@
           </w:tcPr>
           <w:p>
             <w:pPr>
+              <w:snapToGrid w:val="0"/>
               <w:spacing w:after="0" w:line="240" w:lineRule="auto"/>
               <w:rPr>
                 <w:rFonts w:ascii="Times New Roman Regular" w:hAnsi="Times New Roman Regular" w:cs="Times New Roman Regular"/>
@@ -482,9 +493,6 @@
         </w:tc>
       </w:tr>
       <w:tr>
-        <w:trPr>
-          <w:trHeight w:val="69"/>
-        </w:trPr>
         <w:tc>
           <w:tcPr>
             <w:tcW w:w="822" w:type="dxa"/>
@@ -492,6 +500,7 @@
           </w:tcPr>
           <w:p>
             <w:pPr>
+              <w:snapToGrid w:val="0"/>
               <w:spacing w:after="0" w:line="240" w:lineRule="auto"/>
               <w:jc w:val="center"/>
               <w:rPr>
@@ -516,6 +525,7 @@
           </w:tcPr>
           <w:p>
             <w:pPr>
+              <w:snapToGrid w:val="0"/>
               <w:spacing w:after="0" w:line="240" w:lineRule="auto"/>
               <w:rPr>
                 <w:rFonts w:ascii="Times New Roman Regular" w:hAnsi="Times New Roman Regular" w:cs="Times New Roman Regular"/>
@@ -538,6 +548,7 @@
           </w:tcPr>
           <w:p>
             <w:pPr>
+              <w:snapToGrid w:val="0"/>
               <w:spacing w:after="0" w:line="240" w:lineRule="auto"/>
               <w:jc w:val="center"/>
               <w:rPr>
@@ -562,6 +573,7 @@
           </w:tcPr>
           <w:p>
             <w:pPr>
+              <w:snapToGrid w:val="0"/>
               <w:spacing w:after="0" w:line="240" w:lineRule="auto"/>
               <w:rPr>
                 <w:rFonts w:ascii="Times New Roman Regular" w:hAnsi="Times New Roman Regular" w:cs="Times New Roman Regular"/>
@@ -631,6 +643,7 @@
           </w:tcPr>
           <w:p>
             <w:pPr>
+              <w:snapToGrid w:val="0"/>
               <w:spacing w:after="0" w:line="240" w:lineRule="auto"/>
               <w:jc w:val="center"/>
               <w:rPr>
@@ -654,6 +667,7 @@
           </w:tcPr>
           <w:p>
             <w:pPr>
+              <w:snapToGrid w:val="0"/>
               <w:spacing w:after="0" w:line="240" w:lineRule="auto"/>
               <w:rPr>
                 <w:rFonts w:ascii="Times New Roman Regular" w:hAnsi="Times New Roman Regular" w:cs="Times New Roman Regular"/>
@@ -669,9 +683,6 @@
         </w:tc>
       </w:tr>
       <w:tr>
-        <w:trPr>
-          <w:trHeight w:val="69"/>
-        </w:trPr>
         <w:tc>
           <w:tcPr>
             <w:tcW w:w="10491" w:type="dxa"/>
@@ -681,6 +692,7 @@
           </w:tcPr>
           <w:p>
             <w:pPr>
+              <w:snapToGrid w:val="0"/>
               <w:spacing w:after="0" w:line="240" w:lineRule="auto"/>
               <w:rPr>
                 <w:rFonts w:ascii="Times New Roman Regular" w:hAnsi="Times New Roman Regular" w:cs="Times New Roman Regular"/>
@@ -812,9 +824,6 @@
         </w:tc>
       </w:tr>
       <w:tr>
-        <w:trPr>
-          <w:trHeight w:val="69"/>
-        </w:trPr>
         <w:tc>
           <w:tcPr>
             <w:tcW w:w="10491" w:type="dxa"/>
@@ -824,6 +833,7 @@
           </w:tcPr>
           <w:p>
             <w:pPr>
+              <w:snapToGrid w:val="0"/>
               <w:spacing w:after="0" w:line="240" w:lineRule="auto"/>
               <w:rPr>
                 <w:rFonts w:ascii="Times New Roman Regular" w:hAnsi="Times New Roman Regular" w:cs="Times New Roman Regular"/>
@@ -883,9 +893,6 @@
         </w:tc>
       </w:tr>
       <w:tr>
-        <w:trPr>
-          <w:trHeight w:val="69"/>
-        </w:trPr>
         <w:tc>
           <w:tcPr>
             <w:tcW w:w="10491" w:type="dxa"/>
@@ -895,6 +902,7 @@
           </w:tcPr>
           <w:p>
             <w:pPr>
+              <w:snapToGrid w:val="0"/>
               <w:spacing w:after="0" w:line="240" w:lineRule="auto"/>
               <w:rPr>
                 <w:rFonts w:ascii="Times New Roman Regular" w:hAnsi="Times New Roman Regular" w:cs="Times New Roman Regular"/>
@@ -994,9 +1002,6 @@
         </w:tc>
       </w:tr>
       <w:tr>
-        <w:trPr>
-          <w:trHeight w:val="69"/>
-        </w:trPr>
         <w:tc>
           <w:tcPr>
             <w:tcW w:w="2196" w:type="dxa"/>
@@ -1005,6 +1010,7 @@
           </w:tcPr>
           <w:p>
             <w:pPr>
+              <w:snapToGrid w:val="0"/>
               <w:spacing w:after="0" w:line="240" w:lineRule="auto"/>
               <w:jc w:val="center"/>
               <w:rPr>
@@ -1031,6 +1037,7 @@
           </w:tcPr>
           <w:p>
             <w:pPr>
+              <w:snapToGrid w:val="0"/>
               <w:spacing w:after="0" w:line="240" w:lineRule="auto"/>
               <w:jc w:val="center"/>
               <w:rPr>
@@ -1073,6 +1080,7 @@
           </w:tcPr>
           <w:p>
             <w:pPr>
+              <w:snapToGrid w:val="0"/>
               <w:spacing w:after="0" w:line="240" w:lineRule="auto"/>
               <w:jc w:val="center"/>
               <w:rPr>
@@ -1130,6 +1138,7 @@
           </w:tcPr>
           <w:p>
             <w:pPr>
+              <w:snapToGrid w:val="0"/>
               <w:spacing w:after="0" w:line="240" w:lineRule="auto"/>
               <w:jc w:val="center"/>
               <w:rPr>
@@ -1150,9 +1159,6 @@
         </w:tc>
       </w:tr>
       <w:tr>
-        <w:trPr>
-          <w:trHeight w:val="69"/>
-        </w:trPr>
         <w:tc>
           <w:tcPr>
             <w:tcW w:w="2196" w:type="dxa"/>
@@ -1162,6 +1168,7 @@
           </w:tcPr>
           <w:p>
             <w:pPr>
+              <w:snapToGrid w:val="0"/>
               <w:spacing w:after="0" w:line="240" w:lineRule="auto"/>
               <w:jc w:val="center"/>
               <w:rPr>
@@ -1187,6 +1194,7 @@
           </w:tcPr>
           <w:p>
             <w:pPr>
+              <w:snapToGrid w:val="0"/>
               <w:spacing w:after="0" w:line="240" w:lineRule="auto"/>
               <w:rPr>
                 <w:rFonts w:ascii="Times New Roman Regular" w:hAnsi="Times New Roman Regular" w:cs="Times New Roman Regular"/>
@@ -1241,6 +1249,7 @@
           </w:tcPr>
           <w:p>
             <w:pPr>
+              <w:snapToGrid w:val="0"/>
               <w:spacing w:after="0" w:line="240" w:lineRule="auto"/>
               <w:jc w:val="center"/>
               <w:rPr>
@@ -1289,6 +1298,7 @@
           </w:tcPr>
           <w:p>
             <w:pPr>
+              <w:snapToGrid w:val="0"/>
               <w:spacing w:after="0" w:line="240" w:lineRule="auto"/>
               <w:jc w:val="center"/>
               <w:rPr>
@@ -1307,9 +1317,6 @@
         </w:tc>
       </w:tr>
       <w:tr>
-        <w:trPr>
-          <w:trHeight w:val="69"/>
-        </w:trPr>
         <w:tc>
           <w:tcPr>
             <w:tcW w:w="2196" w:type="dxa"/>
@@ -1319,6 +1326,7 @@
           </w:tcPr>
           <w:p>
             <w:pPr>
+              <w:snapToGrid w:val="0"/>
               <w:spacing w:after="0" w:line="240" w:lineRule="auto"/>
               <w:jc w:val="center"/>
               <w:rPr>
@@ -1344,6 +1352,7 @@
           </w:tcPr>
           <w:p>
             <w:pPr>
+              <w:snapToGrid w:val="0"/>
               <w:spacing w:after="0" w:line="240" w:lineRule="auto"/>
               <w:rPr>
                 <w:rFonts w:ascii="Times New Roman Regular" w:hAnsi="Times New Roman Regular" w:cs="Times New Roman Regular"/>
@@ -1398,6 +1407,7 @@
           </w:tcPr>
           <w:p>
             <w:pPr>
+              <w:snapToGrid w:val="0"/>
               <w:spacing w:after="0" w:line="240" w:lineRule="auto"/>
               <w:jc w:val="center"/>
               <w:rPr>
@@ -1470,6 +1480,7 @@
           </w:tcPr>
           <w:p>
             <w:pPr>
+              <w:snapToGrid w:val="0"/>
               <w:spacing w:after="0" w:line="240" w:lineRule="auto"/>
               <w:jc w:val="center"/>
               <w:rPr>
@@ -1488,9 +1499,6 @@
         </w:tc>
       </w:tr>
       <w:tr>
-        <w:trPr>
-          <w:trHeight w:val="69"/>
-        </w:trPr>
         <w:tc>
           <w:tcPr>
             <w:tcW w:w="2196" w:type="dxa"/>
@@ -1500,6 +1508,7 @@
           </w:tcPr>
           <w:p>
             <w:pPr>
+              <w:snapToGrid w:val="0"/>
               <w:spacing w:after="0" w:line="240" w:lineRule="auto"/>
               <w:jc w:val="center"/>
               <w:rPr>
@@ -1537,6 +1546,7 @@
           </w:tcPr>
           <w:p>
             <w:pPr>
+              <w:snapToGrid w:val="0"/>
               <w:spacing w:after="0" w:line="240" w:lineRule="auto"/>
               <w:rPr>
                 <w:rFonts w:ascii="Times New Roman Regular" w:hAnsi="Times New Roman Regular" w:cs="Times New Roman Regular"/>
@@ -1567,6 +1577,7 @@
           </w:tcPr>
           <w:p>
             <w:pPr>
+              <w:snapToGrid w:val="0"/>
               <w:spacing w:after="0" w:line="240" w:lineRule="auto"/>
               <w:jc w:val="center"/>
               <w:rPr>
@@ -1591,6 +1602,7 @@
           </w:tcPr>
           <w:p>
             <w:pPr>
+              <w:snapToGrid w:val="0"/>
               <w:spacing w:after="0" w:line="240" w:lineRule="auto"/>
               <w:jc w:val="center"/>
               <w:rPr>
@@ -1627,9 +1639,6 @@
         </w:tc>
       </w:tr>
       <w:tr>
-        <w:trPr>
-          <w:trHeight w:val="69"/>
-        </w:trPr>
         <w:tc>
           <w:tcPr>
             <w:tcW w:w="2196" w:type="dxa"/>
@@ -1639,6 +1648,7 @@
           </w:tcPr>
           <w:p>
             <w:pPr>
+              <w:snapToGrid w:val="0"/>
               <w:spacing w:after="0" w:line="240" w:lineRule="auto"/>
               <w:jc w:val="center"/>
               <w:rPr>
@@ -1664,6 +1674,7 @@
           </w:tcPr>
           <w:p>
             <w:pPr>
+              <w:snapToGrid w:val="0"/>
               <w:spacing w:after="0" w:line="240" w:lineRule="auto"/>
               <w:rPr>
                 <w:rFonts w:ascii="Times New Roman Regular" w:hAnsi="Times New Roman Regular" w:cs="Times New Roman Regular"/>
@@ -1688,6 +1699,7 @@
           </w:tcPr>
           <w:p>
             <w:pPr>
+              <w:snapToGrid w:val="0"/>
               <w:spacing w:after="0" w:line="240" w:lineRule="auto"/>
               <w:jc w:val="center"/>
               <w:rPr>
@@ -1724,6 +1736,7 @@
           </w:tcPr>
           <w:p>
             <w:pPr>
+              <w:snapToGrid w:val="0"/>
               <w:spacing w:after="0" w:line="240" w:lineRule="auto"/>
               <w:jc w:val="center"/>
               <w:rPr>
@@ -1760,9 +1773,6 @@
         </w:tc>
       </w:tr>
       <w:tr>
-        <w:trPr>
-          <w:trHeight w:val="69"/>
-        </w:trPr>
         <w:tc>
           <w:tcPr>
             <w:tcW w:w="2196" w:type="dxa"/>
@@ -1772,6 +1782,7 @@
           </w:tcPr>
           <w:p>
             <w:pPr>
+              <w:snapToGrid w:val="0"/>
               <w:spacing w:after="0" w:line="240" w:lineRule="auto"/>
               <w:jc w:val="center"/>
               <w:rPr>
@@ -1797,6 +1808,7 @@
           </w:tcPr>
           <w:p>
             <w:pPr>
+              <w:snapToGrid w:val="0"/>
               <w:spacing w:after="0" w:line="240" w:lineRule="auto"/>
               <w:rPr>
                 <w:rFonts w:ascii="Times New Roman Regular" w:hAnsi="Times New Roman Regular" w:cs="Times New Roman Regular"/>
@@ -1851,6 +1863,7 @@
           </w:tcPr>
           <w:p>
             <w:pPr>
+              <w:snapToGrid w:val="0"/>
               <w:spacing w:after="0" w:line="240" w:lineRule="auto"/>
               <w:jc w:val="center"/>
               <w:rPr>
@@ -1887,6 +1900,7 @@
           </w:tcPr>
           <w:p>
             <w:pPr>
+              <w:snapToGrid w:val="0"/>
               <w:spacing w:after="0" w:line="240" w:lineRule="auto"/>
               <w:jc w:val="center"/>
               <w:rPr>
@@ -1923,9 +1937,6 @@
         </w:tc>
       </w:tr>
       <w:tr>
-        <w:trPr>
-          <w:trHeight w:val="69"/>
-        </w:trPr>
         <w:tc>
           <w:tcPr>
             <w:tcW w:w="10491" w:type="dxa"/>
@@ -1935,6 +1946,7 @@
           </w:tcPr>
           <w:p>
             <w:pPr>
+              <w:snapToGrid w:val="0"/>
               <w:spacing w:after="0" w:line="240" w:lineRule="auto"/>
               <w:jc w:val="both"/>
               <w:rPr>
@@ -1980,6 +1992,7 @@
           </w:p>
           <w:p>
             <w:pPr>
+              <w:snapToGrid w:val="0"/>
               <w:spacing w:after="0" w:line="240" w:lineRule="auto"/>
               <w:jc w:val="both"/>
               <w:rPr>
@@ -2061,6 +2074,7 @@
           </w:p>
           <w:p>
             <w:pPr>
+              <w:snapToGrid w:val="0"/>
               <w:spacing w:after="0" w:line="240" w:lineRule="auto"/>
               <w:jc w:val="both"/>
               <w:rPr>
@@ -2131,9 +2145,6 @@
         </w:tc>
       </w:tr>
       <w:tr>
-        <w:trPr>
-          <w:trHeight w:val="69"/>
-        </w:trPr>
         <w:tc>
           <w:tcPr>
             <w:tcW w:w="10491" w:type="dxa"/>
@@ -2142,6 +2153,7 @@
           </w:tcPr>
           <w:p>
             <w:pPr>
+              <w:snapToGrid w:val="0"/>
               <w:spacing w:after="0" w:line="240" w:lineRule="auto"/>
               <w:jc w:val="both"/>
               <w:rPr>
@@ -2234,9 +2246,6 @@
         </w:tc>
       </w:tr>
       <w:tr>
-        <w:trPr>
-          <w:trHeight w:val="69"/>
-        </w:trPr>
         <w:tc>
           <w:tcPr>
             <w:tcW w:w="1985" w:type="dxa"/>
@@ -2245,6 +2254,7 @@
           </w:tcPr>
           <w:p>
             <w:pPr>
+              <w:snapToGrid w:val="0"/>
               <w:spacing w:after="0" w:line="240" w:lineRule="auto"/>
               <w:jc w:val="both"/>
               <w:rPr>
@@ -2271,6 +2281,7 @@
           </w:tcPr>
           <w:p>
             <w:pPr>
+              <w:snapToGrid w:val="0"/>
               <w:spacing w:after="0" w:line="240" w:lineRule="auto"/>
               <w:jc w:val="both"/>
               <w:rPr>
@@ -2313,6 +2324,7 @@
           </w:tcPr>
           <w:p>
             <w:pPr>
+              <w:snapToGrid w:val="0"/>
               <w:spacing w:after="0" w:line="240" w:lineRule="auto"/>
               <w:jc w:val="both"/>
               <w:rPr>
@@ -2371,6 +2383,7 @@
           </w:tcPr>
           <w:p>
             <w:pPr>
+              <w:snapToGrid w:val="0"/>
               <w:spacing w:after="0" w:line="240" w:lineRule="auto"/>
               <w:jc w:val="both"/>
               <w:rPr>
@@ -2391,9 +2404,6 @@
         </w:tc>
       </w:tr>
       <w:tr>
-        <w:trPr>
-          <w:trHeight w:val="69"/>
-        </w:trPr>
         <w:tc>
           <w:tcPr>
             <w:tcW w:w="1985" w:type="dxa"/>
@@ -2402,6 +2412,7 @@
           </w:tcPr>
           <w:p>
             <w:pPr>
+              <w:snapToGrid w:val="0"/>
               <w:spacing w:after="0" w:line="240" w:lineRule="auto"/>
               <w:jc w:val="both"/>
               <w:rPr>
@@ -2430,6 +2441,7 @@
           </w:tcPr>
           <w:p>
             <w:pPr>
+              <w:snapToGrid w:val="0"/>
               <w:spacing w:after="0" w:line="240" w:lineRule="auto"/>
               <w:jc w:val="both"/>
               <w:rPr>
@@ -2452,6 +2464,7 @@
           </w:tcPr>
           <w:p>
             <w:pPr>
+              <w:snapToGrid w:val="0"/>
               <w:spacing w:after="0" w:line="240" w:lineRule="auto"/>
               <w:jc w:val="both"/>
               <w:rPr>
@@ -2492,6 +2505,7 @@
           </w:tcPr>
           <w:p>
             <w:pPr>
+              <w:snapToGrid w:val="0"/>
               <w:spacing w:after="0" w:line="240" w:lineRule="auto"/>
               <w:jc w:val="both"/>
               <w:rPr>
@@ -2508,9 +2522,6 @@
         </w:tc>
       </w:tr>
       <w:tr>
-        <w:trPr>
-          <w:trHeight w:val="69"/>
-        </w:trPr>
         <w:tc>
           <w:tcPr>
             <w:tcW w:w="1985" w:type="dxa"/>
@@ -2519,6 +2530,7 @@
           </w:tcPr>
           <w:p>
             <w:pPr>
+              <w:snapToGrid w:val="0"/>
               <w:spacing w:after="0" w:line="240" w:lineRule="auto"/>
               <w:jc w:val="both"/>
               <w:rPr>
@@ -2541,6 +2553,7 @@
           </w:tcPr>
           <w:p>
             <w:pPr>
+              <w:snapToGrid w:val="0"/>
               <w:spacing w:after="0" w:line="240" w:lineRule="auto"/>
               <w:jc w:val="both"/>
               <w:rPr>
@@ -2575,6 +2588,7 @@
           </w:tcPr>
           <w:p>
             <w:pPr>
+              <w:snapToGrid w:val="0"/>
               <w:spacing w:after="0" w:line="240" w:lineRule="auto"/>
               <w:jc w:val="both"/>
               <w:rPr>
@@ -2645,6 +2659,7 @@
           </w:tcPr>
           <w:p>
             <w:pPr>
+              <w:snapToGrid w:val="0"/>
               <w:spacing w:after="0" w:line="240" w:lineRule="auto"/>
               <w:jc w:val="both"/>
               <w:rPr>
@@ -2715,9 +2730,6 @@
         </w:tc>
       </w:tr>
       <w:tr>
-        <w:trPr>
-          <w:trHeight w:val="69"/>
-        </w:trPr>
         <w:tc>
           <w:tcPr>
             <w:tcW w:w="1985" w:type="dxa"/>
@@ -2726,6 +2738,7 @@
           </w:tcPr>
           <w:p>
             <w:pPr>
+              <w:snapToGrid w:val="0"/>
               <w:spacing w:after="0" w:line="240" w:lineRule="auto"/>
               <w:jc w:val="both"/>
               <w:rPr>
@@ -2748,6 +2761,7 @@
           </w:tcPr>
           <w:p>
             <w:pPr>
+              <w:snapToGrid w:val="0"/>
               <w:spacing w:after="0" w:line="240" w:lineRule="auto"/>
               <w:jc w:val="both"/>
               <w:rPr>
@@ -2770,6 +2784,7 @@
           </w:tcPr>
           <w:p>
             <w:pPr>
+              <w:snapToGrid w:val="0"/>
               <w:spacing w:after="0" w:line="240" w:lineRule="auto"/>
               <w:jc w:val="both"/>
               <w:rPr>
@@ -2822,6 +2837,7 @@
           </w:tcPr>
           <w:p>
             <w:pPr>
+              <w:snapToGrid w:val="0"/>
               <w:spacing w:after="0" w:line="240" w:lineRule="auto"/>
               <w:jc w:val="both"/>
               <w:rPr>
@@ -2856,9 +2872,6 @@
         </w:tc>
       </w:tr>
       <w:tr>
-        <w:trPr>
-          <w:trHeight w:val="69"/>
-        </w:trPr>
         <w:tc>
           <w:tcPr>
             <w:tcW w:w="1985" w:type="dxa"/>
@@ -2867,6 +2880,7 @@
           </w:tcPr>
           <w:p>
             <w:pPr>
+              <w:snapToGrid w:val="0"/>
               <w:spacing w:after="0" w:line="240" w:lineRule="auto"/>
               <w:jc w:val="both"/>
               <w:rPr>
@@ -2889,6 +2903,7 @@
           </w:tcPr>
           <w:p>
             <w:pPr>
+              <w:snapToGrid w:val="0"/>
               <w:spacing w:after="0" w:line="240" w:lineRule="auto"/>
               <w:jc w:val="both"/>
               <w:rPr>
@@ -2923,6 +2938,7 @@
           </w:tcPr>
           <w:p>
             <w:pPr>
+              <w:snapToGrid w:val="0"/>
               <w:spacing w:after="0" w:line="240" w:lineRule="auto"/>
               <w:jc w:val="both"/>
               <w:rPr>
@@ -2969,6 +2985,7 @@
           </w:tcPr>
           <w:p>
             <w:pPr>
+              <w:snapToGrid w:val="0"/>
               <w:spacing w:after="0" w:line="240" w:lineRule="auto"/>
               <w:jc w:val="both"/>
               <w:rPr>
@@ -3008,6 +3025,7 @@
           </w:p>
           <w:p>
             <w:pPr>
+              <w:snapToGrid w:val="0"/>
               <w:spacing w:after="0" w:line="240" w:lineRule="auto"/>
               <w:jc w:val="both"/>
               <w:rPr>
@@ -3048,9 +3066,6 @@
         </w:tc>
       </w:tr>
       <w:tr>
-        <w:trPr>
-          <w:trHeight w:val="69"/>
-        </w:trPr>
         <w:tc>
           <w:tcPr>
             <w:tcW w:w="1985" w:type="dxa"/>
@@ -3059,6 +3074,7 @@
           </w:tcPr>
           <w:p>
             <w:pPr>
+              <w:snapToGrid w:val="0"/>
               <w:spacing w:after="0" w:line="240" w:lineRule="auto"/>
               <w:jc w:val="both"/>
               <w:rPr>
@@ -3087,6 +3103,7 @@
           </w:tcPr>
           <w:p>
             <w:pPr>
+              <w:snapToGrid w:val="0"/>
               <w:spacing w:after="0" w:line="240" w:lineRule="auto"/>
               <w:jc w:val="both"/>
               <w:rPr>
@@ -3109,6 +3126,7 @@
           </w:tcPr>
           <w:p>
             <w:pPr>
+              <w:snapToGrid w:val="0"/>
               <w:spacing w:after="0" w:line="240" w:lineRule="auto"/>
               <w:jc w:val="both"/>
               <w:rPr>
@@ -3155,6 +3173,7 @@
           </w:tcPr>
           <w:p>
             <w:pPr>
+              <w:snapToGrid w:val="0"/>
               <w:spacing w:after="0" w:line="240" w:lineRule="auto"/>
               <w:jc w:val="both"/>
               <w:rPr>
@@ -3165,9 +3184,6 @@
         </w:tc>
       </w:tr>
       <w:tr>
-        <w:trPr>
-          <w:trHeight w:val="69"/>
-        </w:trPr>
         <w:tc>
           <w:tcPr>
             <w:tcW w:w="10491" w:type="dxa"/>
@@ -3176,6 +3192,7 @@
           </w:tcPr>
           <w:p>
             <w:pPr>
+              <w:snapToGrid w:val="0"/>
               <w:spacing w:after="0" w:line="240" w:lineRule="auto"/>
               <w:jc w:val="both"/>
               <w:rPr>
@@ -3285,9 +3302,6 @@
         </w:tc>
       </w:tr>
       <w:tr>
-        <w:trPr>
-          <w:trHeight w:val="69"/>
-        </w:trPr>
         <w:tc>
           <w:tcPr>
             <w:tcW w:w="3402" w:type="dxa"/>
@@ -3297,6 +3311,7 @@
           <w:p>
             <w:pPr>
               <w:widowControl/>
+              <w:snapToGrid w:val="0"/>
               <w:spacing w:after="0" w:line="240" w:lineRule="auto"/>
               <w:jc w:val="both"/>
               <w:rPr>
@@ -3342,6 +3357,7 @@
           <w:p>
             <w:pPr>
               <w:widowControl/>
+              <w:snapToGrid w:val="0"/>
               <w:spacing w:after="0" w:line="240" w:lineRule="auto"/>
               <w:jc w:val="both"/>
               <w:rPr>
@@ -3371,6 +3387,7 @@
           <w:p>
             <w:pPr>
               <w:widowControl/>
+              <w:snapToGrid w:val="0"/>
               <w:spacing w:after="0" w:line="240" w:lineRule="auto"/>
               <w:jc w:val="both"/>
               <w:rPr>
@@ -3393,9 +3410,6 @@
         </w:tc>
       </w:tr>
       <w:tr>
-        <w:trPr>
-          <w:trHeight w:val="69"/>
-        </w:trPr>
         <w:tc>
           <w:tcPr>
             <w:tcW w:w="3402" w:type="dxa"/>
@@ -3405,6 +3419,7 @@
           <w:p>
             <w:pPr>
               <w:widowControl/>
+              <w:snapToGrid w:val="0"/>
               <w:spacing w:after="0" w:line="240" w:lineRule="auto"/>
               <w:jc w:val="both"/>
               <w:rPr>
@@ -3430,6 +3445,7 @@
           <w:p>
             <w:pPr>
               <w:widowControl/>
+              <w:snapToGrid w:val="0"/>
               <w:spacing w:after="0" w:line="240" w:lineRule="auto"/>
               <w:jc w:val="both"/>
               <w:rPr>
@@ -3485,6 +3501,7 @@
           <w:p>
             <w:pPr>
               <w:widowControl/>
+              <w:snapToGrid w:val="0"/>
               <w:spacing w:after="0" w:line="240" w:lineRule="auto"/>
               <w:jc w:val="both"/>
               <w:rPr>
@@ -3545,9 +3562,6 @@
         </w:tc>
       </w:tr>
       <w:tr>
-        <w:trPr>
-          <w:trHeight w:val="69"/>
-        </w:trPr>
         <w:tc>
           <w:tcPr>
             <w:tcW w:w="3402" w:type="dxa"/>
@@ -3557,6 +3571,7 @@
           <w:p>
             <w:pPr>
               <w:widowControl/>
+              <w:snapToGrid w:val="0"/>
               <w:spacing w:after="0" w:line="240" w:lineRule="auto"/>
               <w:jc w:val="both"/>
               <w:rPr>
@@ -3582,6 +3597,7 @@
           <w:p>
             <w:pPr>
               <w:widowControl/>
+              <w:snapToGrid w:val="0"/>
               <w:spacing w:after="0" w:line="240" w:lineRule="auto"/>
               <w:jc w:val="both"/>
               <w:rPr>
@@ -3607,6 +3623,7 @@
           <w:p>
             <w:pPr>
               <w:widowControl/>
+              <w:snapToGrid w:val="0"/>
               <w:spacing w:after="0" w:line="240" w:lineRule="auto"/>
               <w:jc w:val="both"/>
               <w:rPr>
@@ -3643,9 +3660,6 @@
         </w:tc>
       </w:tr>
       <w:tr>
-        <w:trPr>
-          <w:trHeight w:val="69"/>
-        </w:trPr>
         <w:tc>
           <w:tcPr>
             <w:tcW w:w="3402" w:type="dxa"/>
@@ -3655,6 +3669,7 @@
           <w:p>
             <w:pPr>
               <w:widowControl/>
+              <w:snapToGrid w:val="0"/>
               <w:spacing w:after="0" w:line="240" w:lineRule="auto"/>
               <w:jc w:val="both"/>
               <w:rPr>
@@ -3702,6 +3717,7 @@
           <w:p>
             <w:pPr>
               <w:widowControl/>
+              <w:snapToGrid w:val="0"/>
               <w:spacing w:after="0" w:line="240" w:lineRule="auto"/>
               <w:jc w:val="both"/>
               <w:rPr>
@@ -3728,6 +3744,7 @@
               <w:tabs>
                 <w:tab w:val="left" w:pos="749"/>
               </w:tabs>
+              <w:snapToGrid w:val="0"/>
               <w:spacing w:after="0" w:line="240" w:lineRule="auto"/>
               <w:rPr>
                 <w:rFonts w:ascii="Times New Roman Regular" w:hAnsi="Times New Roman Regular" w:cs="Times New Roman Regular"/>
@@ -3761,9 +3778,6 @@
         </w:tc>
       </w:tr>
       <w:tr>
-        <w:trPr>
-          <w:trHeight w:val="69"/>
-        </w:trPr>
         <w:tc>
           <w:tcPr>
             <w:tcW w:w="3402" w:type="dxa"/>
@@ -3773,6 +3787,7 @@
           <w:p>
             <w:pPr>
               <w:widowControl/>
+              <w:snapToGrid w:val="0"/>
               <w:spacing w:after="0" w:line="240" w:lineRule="auto"/>
               <w:jc w:val="both"/>
               <w:rPr>
@@ -3789,7 +3804,6 @@
                 <w:b/>
                 <w:bCs/>
               </w:rPr>
-              <w:lastRenderedPageBreak/>
               <w:t xml:space="preserve">VA-ECMO </w:t>
             </w:r>
             <w:r>
@@ -3811,6 +3825,7 @@
           <w:p>
             <w:pPr>
               <w:widowControl/>
+              <w:snapToGrid w:val="0"/>
               <w:spacing w:after="0" w:line="240" w:lineRule="auto"/>
               <w:jc w:val="both"/>
               <w:rPr>
@@ -3840,6 +3855,7 @@
           <w:p>
             <w:pPr>
               <w:widowControl/>
+              <w:snapToGrid w:val="0"/>
               <w:spacing w:after="0" w:line="240" w:lineRule="auto"/>
               <w:jc w:val="both"/>
               <w:rPr>
@@ -3862,9 +3878,6 @@
         </w:tc>
       </w:tr>
       <w:tr>
-        <w:trPr>
-          <w:trHeight w:val="69"/>
-        </w:trPr>
         <w:tc>
           <w:tcPr>
             <w:tcW w:w="3402" w:type="dxa"/>
@@ -3875,6 +3888,7 @@
           <w:p>
             <w:pPr>
               <w:widowControl/>
+              <w:snapToGrid w:val="0"/>
               <w:spacing w:after="0" w:line="240" w:lineRule="auto"/>
               <w:jc w:val="both"/>
               <w:rPr>
@@ -3901,6 +3915,7 @@
           <w:p>
             <w:pPr>
               <w:widowControl/>
+              <w:snapToGrid w:val="0"/>
               <w:spacing w:after="0" w:line="240" w:lineRule="auto"/>
               <w:jc w:val="both"/>
               <w:rPr>
@@ -3939,6 +3954,7 @@
           <w:p>
             <w:pPr>
               <w:widowControl/>
+              <w:snapToGrid w:val="0"/>
               <w:spacing w:after="0" w:line="240" w:lineRule="auto"/>
               <w:jc w:val="both"/>
               <w:rPr>
@@ -3987,9 +4003,6 @@
         </w:tc>
       </w:tr>
       <w:tr>
-        <w:trPr>
-          <w:trHeight w:val="69"/>
-        </w:trPr>
         <w:tc>
           <w:tcPr>
             <w:tcW w:w="3402" w:type="dxa"/>
@@ -4000,6 +4013,7 @@
           <w:p>
             <w:pPr>
               <w:widowControl/>
+              <w:snapToGrid w:val="0"/>
               <w:spacing w:after="0" w:line="240" w:lineRule="auto"/>
               <w:jc w:val="both"/>
               <w:rPr>
@@ -4036,6 +4050,7 @@
           <w:p>
             <w:pPr>
               <w:widowControl/>
+              <w:snapToGrid w:val="0"/>
               <w:spacing w:after="0" w:line="240" w:lineRule="auto"/>
               <w:jc w:val="both"/>
               <w:rPr>
@@ -4063,6 +4078,7 @@
               <w:tabs>
                 <w:tab w:val="left" w:pos="792"/>
               </w:tabs>
+              <w:snapToGrid w:val="0"/>
               <w:spacing w:after="0" w:line="240" w:lineRule="auto"/>
               <w:rPr>
                 <w:rFonts w:ascii="Times New Roman Regular" w:hAnsi="Times New Roman Regular" w:cs="Times New Roman Regular"/>
@@ -4096,9 +4112,6 @@
         </w:tc>
       </w:tr>
       <w:tr>
-        <w:trPr>
-          <w:trHeight w:val="69"/>
-        </w:trPr>
         <w:tc>
           <w:tcPr>
             <w:tcW w:w="3402" w:type="dxa"/>
@@ -4108,6 +4121,7 @@
           <w:p>
             <w:pPr>
               <w:widowControl/>
+              <w:snapToGrid w:val="0"/>
               <w:spacing w:after="0" w:line="240" w:lineRule="auto"/>
               <w:jc w:val="both"/>
               <w:rPr>
@@ -4151,6 +4165,7 @@
           <w:p>
             <w:pPr>
               <w:widowControl/>
+              <w:snapToGrid w:val="0"/>
               <w:spacing w:after="0" w:line="240" w:lineRule="auto"/>
               <w:jc w:val="both"/>
               <w:rPr>
@@ -4176,6 +4191,7 @@
           <w:p>
             <w:pPr>
               <w:widowControl/>
+              <w:snapToGrid w:val="0"/>
               <w:spacing w:after="0" w:line="240" w:lineRule="auto"/>
               <w:jc w:val="both"/>
               <w:rPr>
@@ -4236,9 +4252,6 @@
         </w:tc>
       </w:tr>
       <w:tr>
-        <w:trPr>
-          <w:trHeight w:val="69"/>
-        </w:trPr>
         <w:tc>
           <w:tcPr>
             <w:tcW w:w="3402" w:type="dxa"/>
@@ -4248,6 +4261,7 @@
           <w:p>
             <w:pPr>
               <w:widowControl/>
+              <w:snapToGrid w:val="0"/>
               <w:spacing w:after="0" w:line="240" w:lineRule="auto"/>
               <w:jc w:val="both"/>
               <w:rPr>
@@ -4273,6 +4287,7 @@
           <w:p>
             <w:pPr>
               <w:widowControl/>
+              <w:snapToGrid w:val="0"/>
               <w:spacing w:after="0" w:line="240" w:lineRule="auto"/>
               <w:jc w:val="both"/>
               <w:rPr>
@@ -4298,6 +4313,7 @@
           <w:p>
             <w:pPr>
               <w:widowControl/>
+              <w:snapToGrid w:val="0"/>
               <w:spacing w:after="0" w:line="240" w:lineRule="auto"/>
               <w:jc w:val="both"/>
               <w:rPr>
@@ -4346,9 +4362,6 @@
         </w:tc>
       </w:tr>
       <w:tr>
-        <w:trPr>
-          <w:trHeight w:val="69"/>
-        </w:trPr>
         <w:tc>
           <w:tcPr>
             <w:tcW w:w="3402" w:type="dxa"/>
@@ -4358,6 +4371,7 @@
           <w:p>
             <w:pPr>
               <w:widowControl/>
+              <w:snapToGrid w:val="0"/>
               <w:spacing w:after="0" w:line="240" w:lineRule="auto"/>
               <w:jc w:val="both"/>
               <w:rPr>
@@ -4395,6 +4409,7 @@
           <w:p>
             <w:pPr>
               <w:widowControl/>
+              <w:snapToGrid w:val="0"/>
               <w:spacing w:after="0" w:line="240" w:lineRule="auto"/>
               <w:jc w:val="both"/>
               <w:rPr>
@@ -4424,6 +4439,7 @@
           <w:p>
             <w:pPr>
               <w:widowControl/>
+              <w:snapToGrid w:val="0"/>
               <w:spacing w:after="0" w:line="240" w:lineRule="auto"/>
               <w:jc w:val="both"/>
               <w:rPr>
@@ -4446,9 +4462,6 @@
         </w:tc>
       </w:tr>
       <w:tr>
-        <w:trPr>
-          <w:trHeight w:val="69"/>
-        </w:trPr>
         <w:tc>
           <w:tcPr>
             <w:tcW w:w="3402" w:type="dxa"/>
@@ -4458,6 +4471,7 @@
           <w:p>
             <w:pPr>
               <w:widowControl/>
+              <w:snapToGrid w:val="0"/>
               <w:spacing w:after="0" w:line="240" w:lineRule="auto"/>
               <w:jc w:val="both"/>
               <w:rPr>
@@ -4483,6 +4497,7 @@
           <w:p>
             <w:pPr>
               <w:widowControl/>
+              <w:snapToGrid w:val="0"/>
               <w:spacing w:after="0" w:line="240" w:lineRule="auto"/>
               <w:jc w:val="both"/>
               <w:rPr>
@@ -4526,6 +4541,7 @@
           <w:p>
             <w:pPr>
               <w:widowControl/>
+              <w:snapToGrid w:val="0"/>
               <w:spacing w:after="0" w:line="240" w:lineRule="auto"/>
               <w:jc w:val="both"/>
               <w:rPr>
@@ -4550,9 +4566,6 @@
         </w:tc>
       </w:tr>
       <w:tr>
-        <w:trPr>
-          <w:trHeight w:val="69"/>
-        </w:trPr>
         <w:tc>
           <w:tcPr>
             <w:tcW w:w="3402" w:type="dxa"/>
@@ -4562,6 +4575,7 @@
           <w:p>
             <w:pPr>
               <w:widowControl/>
+              <w:snapToGrid w:val="0"/>
               <w:spacing w:after="0" w:line="240" w:lineRule="auto"/>
               <w:jc w:val="both"/>
               <w:rPr>
@@ -4599,6 +4613,7 @@
           <w:p>
             <w:pPr>
               <w:widowControl/>
+              <w:snapToGrid w:val="0"/>
               <w:spacing w:after="0" w:line="240" w:lineRule="auto"/>
               <w:jc w:val="both"/>
               <w:rPr>
@@ -4636,6 +4651,7 @@
           <w:p>
             <w:pPr>
               <w:widowControl/>
+              <w:snapToGrid w:val="0"/>
               <w:spacing w:after="0" w:line="240" w:lineRule="auto"/>
               <w:jc w:val="both"/>
               <w:rPr>
@@ -4654,9 +4670,6 @@
         </w:tc>
       </w:tr>
       <w:tr>
-        <w:trPr>
-          <w:trHeight w:val="69"/>
-        </w:trPr>
         <w:tc>
           <w:tcPr>
             <w:tcW w:w="3402" w:type="dxa"/>
@@ -4666,6 +4679,7 @@
           <w:p>
             <w:pPr>
               <w:widowControl/>
+              <w:snapToGrid w:val="0"/>
               <w:spacing w:after="0" w:line="240" w:lineRule="auto"/>
               <w:jc w:val="both"/>
               <w:rPr>
@@ -4691,6 +4705,7 @@
           <w:p>
             <w:pPr>
               <w:widowControl/>
+              <w:snapToGrid w:val="0"/>
               <w:spacing w:after="0" w:line="240" w:lineRule="auto"/>
               <w:jc w:val="both"/>
               <w:rPr>
@@ -4716,6 +4731,7 @@
           <w:p>
             <w:pPr>
               <w:widowControl/>
+              <w:snapToGrid w:val="0"/>
               <w:spacing w:after="0" w:line="240" w:lineRule="auto"/>
               <w:jc w:val="both"/>
               <w:rPr>
@@ -4742,6 +4758,7 @@
     </w:tbl>
     <w:p>
       <w:pPr>
+        <w:snapToGrid w:val="0"/>
         <w:spacing w:after="0" w:line="240" w:lineRule="auto"/>
         <w:rPr>
           <w:rFonts w:ascii="Times New Roman Regular" w:eastAsia="楷体" w:hAnsi="Times New Roman Regular" w:cs="Times New Roman Regular"/>
@@ -4897,6 +4914,7 @@
     </w:p>
     <w:p>
       <w:pPr>
+        <w:snapToGrid w:val="0"/>
         <w:spacing w:after="0" w:line="240" w:lineRule="auto"/>
         <w:rPr>
           <w:rFonts w:ascii="Times New Roman Regular" w:eastAsia="楷体" w:hAnsi="Times New Roman Regular" w:cs="Times New Roman Regular"/>
